--- a/courts/eighth-circuit/missouri/state/court-of-appeals-eastern-district/reply-brief/usage/OUTPUT-reply-brief.docx
+++ b/courts/eighth-circuit/missouri/state/court-of-appeals-eastern-district/reply-brief/usage/OUTPUT-reply-brief.docx
@@ -4596,6 +4596,7 @@
     <w:unhideWhenUsed/>
     <w:qFormat/>
     <w:pPr>
+      <w:keepLines/>
       <w:spacing w:before="0" w:after="140" w:line="299" w:lineRule="exact"/>
     </w:pPr>
     <w:rPr>
@@ -4846,6 +4847,33 @@
     <w:pPr>
       <w:spacing w:before="0" w:after="0" w:line="449" w:lineRule="exact"/>
       <w:ind w:left="2160" w:hanging="720"/>
+    </w:pPr>
+  </w:style>
+  <w:style w:type="paragraph" w:customStyle="1" w:styleId="XdQuoteList1">
+    <w:name w:val="Xd Quote List 1"/>
+    <w:basedOn w:val="Normal"/>
+    <w:qFormat/>
+    <w:pPr>
+      <w:spacing w:before="0" w:after="0" w:line="299" w:lineRule="exact"/>
+      <w:ind w:left="1440" w:right="720" w:hanging="720"/>
+    </w:pPr>
+  </w:style>
+  <w:style w:type="paragraph" w:customStyle="1" w:styleId="XdQuoteList2">
+    <w:name w:val="Xd Quote List 2"/>
+    <w:basedOn w:val="Normal"/>
+    <w:qFormat/>
+    <w:pPr>
+      <w:spacing w:before="0" w:after="0" w:line="299" w:lineRule="exact"/>
+      <w:ind w:left="2160" w:right="720" w:hanging="720"/>
+    </w:pPr>
+  </w:style>
+  <w:style w:type="paragraph" w:customStyle="1" w:styleId="XdQuoteList3">
+    <w:name w:val="Xd Quote List 3"/>
+    <w:basedOn w:val="Normal"/>
+    <w:qFormat/>
+    <w:pPr>
+      <w:spacing w:before="0" w:after="0" w:line="299" w:lineRule="exact"/>
+      <w:ind w:left="2880" w:right="720" w:hanging="720"/>
     </w:pPr>
   </w:style>
   <w:style w:type="paragraph" w:customStyle="1" w:styleId="XdTail">

--- a/courts/eighth-circuit/missouri/state/court-of-appeals-eastern-district/reply-brief/usage/OUTPUT-reply-brief.docx
+++ b/courts/eighth-circuit/missouri/state/court-of-appeals-eastern-district/reply-brief/usage/OUTPUT-reply-brief.docx
@@ -557,9 +557,7 @@
         <w:t xml:space="preserve"> </w:t>
       </w:r>
       <w:r>
-        <w:t xml:space="preserve">652</w:t>
-        <w:noBreakHyphen/>
-        <w:t xml:space="preserve">3114</w:t>
+        <w:t xml:space="preserve">652-⁠3114</w:t>
       </w:r>
       <w:r>
         <w:t xml:space="preserve"> </w:t>
@@ -581,9 +579,7 @@
         <w:t xml:space="preserve"> </w:t>
       </w:r>
       <w:r>
-        <w:t xml:space="preserve">652</w:t>
-        <w:noBreakHyphen/>
-        <w:t xml:space="preserve">3112</w:t>
+        <w:t xml:space="preserve">652-⁠3112</w:t>
       </w:r>
       <w:r>
         <w:t xml:space="preserve"> </w:t>
@@ -729,9 +725,7 @@
         <w:t xml:space="preserve"> </w:t>
       </w:r>
       <w:r>
-        <w:t xml:space="preserve">470</w:t>
-        <w:noBreakHyphen/>
-        <w:t xml:space="preserve">9933</w:t>
+        <w:t xml:space="preserve">470-⁠9933</w:t>
       </w:r>
       <w:r>
         <w:t xml:space="preserve"> </w:t>
@@ -753,9 +747,7 @@
         <w:t xml:space="preserve"> </w:t>
       </w:r>
       <w:r>
-        <w:t xml:space="preserve">652</w:t>
-        <w:noBreakHyphen/>
-        <w:t xml:space="preserve">3112</w:t>
+        <w:t xml:space="preserve">652-⁠3112</w:t>
       </w:r>
       <w:r>
         <w:t xml:space="preserve"> </w:t>
@@ -2571,19 +2563,7 @@
         <w:pStyle w:val="BodyText"/>
       </w:pPr>
       <w:r>
-        <w:t xml:space="preserve">This result does not change because the trial court observed that “[t]here can be no question on this record that the IAD report on plaintiff’s complaint and the Garrity statements reflected therein were and are records relating to the firing or disciplining of the named police officers, and that personal information about the officers was discussed or recorded in those records.” LF 150</w:t>
-      </w:r>
-      <w:r>
-        <w:noBreakHyphen/>
-      </w:r>
-      <w:r>
-        <w:t xml:space="preserve">51; Respondent’s Brief at 17</w:t>
-      </w:r>
-      <w:r>
-        <w:noBreakHyphen/>
-      </w:r>
-      <w:r>
-        <w:t xml:space="preserve">18. This language does not suggest that the alleged criminal conduct was not the subject of the investigation. That the investigation was directed at alleged criminal conduct is the pertinent fact for determining that the reports produced as part of the investigation constitute an “investigative report” under the Sunshine Law. The Department cannot escape the Sunshine Law’s requirement of transparent investigations directed at alleged criminal conduct by conducting an investigation into allegations of alleged criminal conduct but labeling it as a personnel matter.</w:t>
+        <w:t xml:space="preserve">This result does not change because the trial court observed that “[t]here can be no question on this record that the IAD report on plaintiff’s complaint and the Garrity statements reflected therein were and are records relating to the firing or disciplining of the named police officers, and that personal information about the officers was discussed or recorded in those records.” LF 150-⁠51; Respondent’s Brief at 17-⁠18. This language does not suggest that the alleged criminal conduct was not the subject of the investigation. That the investigation was directed at alleged criminal conduct is the pertinent fact for determining that the reports produced as part of the investigation constitute an “investigative report” under the Sunshine Law. The Department cannot escape the Sunshine Law’s requirement of transparent investigations directed at alleged criminal conduct by conducting an investigation into allegations of alleged criminal conduct but labeling it as a personnel matter.</w:t>
       </w:r>
     </w:p>
     <w:p>
@@ -3022,13 +3002,7 @@
         <w:t xml:space="preserve"> </w:t>
       </w:r>
       <w:r>
-        <w:t xml:space="preserve">at 321</w:t>
-      </w:r>
-      <w:r>
-        <w:noBreakHyphen/>
-      </w:r>
-      <w:r>
-        <w:t xml:space="preserve">22. As this Court noted, “[t]he key aspect of an investigative report is that it is ‘directed to alleged criminal conduct.’”</w:t>
+        <w:t xml:space="preserve">at 321-⁠22. As this Court noted, “[t]he key aspect of an investigative report is that it is ‘directed to alleged criminal conduct.’”</w:t>
       </w:r>
       <w:r>
         <w:t xml:space="preserve"> </w:t>
@@ -3159,13 +3133,7 @@
         <w:t xml:space="preserve"> </w:t>
       </w:r>
       <w:r>
-        <w:t xml:space="preserve">at 196</w:t>
-      </w:r>
-      <w:r>
-        <w:noBreakHyphen/>
-      </w:r>
-      <w:r>
-        <w:t xml:space="preserve">202. Here, like in</w:t>
+        <w:t xml:space="preserve">at 196-⁠202. Here, like in</w:t>
       </w:r>
       <w:r>
         <w:t xml:space="preserve"> </w:t>
@@ -3457,9 +3425,7 @@
               <w:t xml:space="preserve"> </w:t>
             </w:r>
             <w:r>
-              <w:t xml:space="preserve">652</w:t>
-              <w:noBreakHyphen/>
-              <w:t xml:space="preserve">3114</w:t>
+              <w:t xml:space="preserve">652-⁠3114</w:t>
             </w:r>
           </w:p>
           <w:p>
@@ -3626,9 +3592,7 @@
               <w:t xml:space="preserve"> </w:t>
             </w:r>
             <w:r>
-              <w:t xml:space="preserve">470</w:t>
-              <w:noBreakHyphen/>
-              <w:t xml:space="preserve">9933</w:t>
+              <w:t xml:space="preserve">470-⁠9933</w:t>
             </w:r>
           </w:p>
           <w:p>
@@ -4597,7 +4561,7 @@
     <w:qFormat/>
     <w:pPr>
       <w:keepLines/>
-      <w:spacing w:before="0" w:after="140" w:line="299" w:lineRule="exact"/>
+      <w:spacing w:before="23" w:after="140" w:line="299" w:lineRule="exact"/>
     </w:pPr>
     <w:rPr>
       <w:sz w:val="26"/>
